--- a/call-scripts/AssemblyAI-F1-Intro-Call-Script.docx
+++ b/call-scripts/AssemblyAI-F1-Intro-Call-Script.docx
@@ -547,7 +547,7 @@
         <w:rPr>
           <w:color w:val="1F3864"/>
         </w:rPr>
-        <w:t xml:space="preserve">So what teams look for now is a partner with one clear, hard job, and a story the paddock hasn't heard a hundred times. And the listening side, turning what people say into something you can search and use, is one you don't hear much. It fits how a team works, too. A team runs on talk: briefings, debriefs, the track and the factory, media in lots of languages, around 24 race weekends on five continents. And with a cost cap since 2021, they win by getting more out of the people they've got, not by adding more.</w:t>
+        <w:t xml:space="preserve">So what teams look for now is a partner with one clear, hard job, and a story the paddock hasn't heard a hundred times. And the listening side, turning what people say into something you can search and use, is one you don't hear much. It fits how a team works, too. A team runs on talk: briefings, debriefs, the track and the factory, media in lots of languages, more than twenty race weekends on five continents. And with a cost cap since 2021, they win by getting more out of the people they've got, not by adding more.</w:t>
       </w:r>
     </w:p>
     <w:p>
